--- a/Releases/V4.0_Stable/Objets.docx
+++ b/Releases/V4.0_Stable/Objets.docx
@@ -835,7 +835,7 @@
           <w:szCs w:val="30"/>
           <w:rFonts w:ascii="Garamond" w:hAnsi="Garamond" w:cs="Garamond"/>
         </w:rPr>
-        <w:t xml:space="preserve">Vous ne vous appelez pas Bouchard. Vous êtes Marguerite Beauchamp, nièce de la véritable Amandinette de Beauchamp — l’héritière morte d’une fièvre en mai 1910. On vous a pris votre nom et votre bien en même temps qu’on volait son identité.</w:t>
+        <w:t xml:space="preserve">Vous ne vous appelez pas Bouchard. Vous êtes Camille Beauchamp, nièce de la véritable Amandinette de Beauchamp — l’héritière morte d’une fièvre en mai 1910. On vous a pris votre nom et votre bien en même temps qu’on volait son identité.</w:t>
       </w:r>
     </w:p>
     <w:p>
@@ -2340,7 +2340,7 @@
           <w:rFonts w:ascii="Courier New" w:hAnsi="Courier New"/>
           <w:sz w:val="22"/>
         </w:rPr>
-        <w:t xml:space="preserve">L.L. — origines         8 ✦ 0 ✦ 0       (800 livres)         en attente</w:t>
+        <w:t xml:space="preserve">L.L. — origines         8 ✦ 0           (800 livres)         en attente</w:t>
       </w:r>
     </w:p>
     <w:p>
@@ -2349,7 +2349,7 @@
           <w:rFonts w:ascii="Courier New" w:hAnsi="Courier New"/>
           <w:sz w:val="22"/>
         </w:rPr>
-        <w:t xml:space="preserve">E.C.S. — Beauchamp 1910 5 ✦ 0 ✦ 0 ✦ 0   (5 000 livres)       en attente</w:t>
+        <w:t xml:space="preserve">E.C.S. — Beauchamp 1910 5 ✦ 0           (5 000 livres)       en attente</w:t>
       </w:r>
     </w:p>
     <w:p>

--- a/Releases/V4.0_Stable/Objets.docx
+++ b/Releases/V4.0_Stable/Objets.docx
@@ -123,6 +123,60 @@
       </w:r>
     </w:p>
     <w:p>
+      <w:pPr>
+        <w:spacing w:before="0" w:after="120" w:line="320" w:lineRule="auto"/>
+        <w:ind w:left="1440" w:right="1440"/>
+        <w:jc w:val="center"/>
+      </w:pPr>
+      <w:r>
+        <w:rPr>
+          <w:i/>
+          <w:iCs/>
+          <w:color w:val="606060"/>
+          <w:sz w:val="20"/>
+          <w:szCs w:val="20"/>
+          <w:rFonts w:ascii="Garamond" w:hAnsi="Garamond" w:cs="Garamond"/>
+        </w:rPr>
+        <w:t xml:space="preserve">OBJET 00 — Plan du Domaine des Beuhaies</w:t>
+      </w:r>
+    </w:p>
+    <w:p>
+      <w:pPr>
+        <w:spacing w:before="0" w:after="120" w:line="320" w:lineRule="auto"/>
+        <w:ind w:left="1440" w:right="1440"/>
+        <w:jc w:val="center"/>
+      </w:pPr>
+      <w:r>
+        <w:rPr>
+          <w:i/>
+          <w:iCs/>
+          <w:color w:val="606060"/>
+          <w:sz w:val="20"/>
+          <w:szCs w:val="20"/>
+          <w:rFonts w:ascii="Garamond" w:hAnsi="Garamond" w:cs="Garamond"/>
+        </w:rPr>
+        <w:t xml:space="preserve">À placer : sur un guéridon du salon, dès l’arrivée de Chloé. À ressortir à tout moment. Référence permanente pour planifier les déplacements.</w:t>
+      </w:r>
+    </w:p>
+    <w:p>
+      <w:pPr>
+        <w:spacing w:before="0" w:after="120" w:line="320" w:lineRule="auto"/>
+        <w:ind w:left="1440" w:right="1440"/>
+        <w:jc w:val="center"/>
+      </w:pPr>
+      <w:r>
+        <w:rPr>
+          <w:i/>
+          <w:iCs/>
+          <w:color w:val="606060"/>
+          <w:sz w:val="20"/>
+          <w:szCs w:val="20"/>
+          <w:rFonts w:ascii="Garamond" w:hAnsi="Garamond" w:cs="Garamond"/>
+        </w:rPr>
+        <w:t xml:space="preserve">Fichier déjà fourni à la racine du projet : Plan.png (à imprimer en A3 si possible, ou A4 plastifié). N’est pas à générer par l’IA.</w:t>
+      </w:r>
+    </w:p>
+    <w:p>
       <w:r>
         <w:br w:type="page"/>
       </w:r>
@@ -1606,86 +1660,6 @@
     </w:p>
     <w:p>
       <w:pPr>
-        <w:pageBreakBefore/>
-        <w:jc w:val="center"/>
-        <w:spacing w:before="240" w:after="120"/>
-      </w:pPr>
-      <w:r>
-        <w:rPr>
-          <w:b/>
-          <w:sz w:val="28"/>
-        </w:rPr>
-        <w:t xml:space="preserve">OBJET 07g — Mot à Maître Emilien Collin-Stanislas</w:t>
-      </w:r>
-    </w:p>
-    <w:p>
-      <w:pPr>
-        <w:jc w:val="center"/>
-      </w:pPr>
-      <w:r>
-        <w:rPr>
-          <w:i/>
-          <w:sz w:val="22"/>
-        </w:rPr>
-        <w:t xml:space="preserve">À placer : glissé dans le portefeuille d’Emilien, au cabinet de lecture. Trouvable s’il est pressé ou fouillé.</w:t>
-      </w:r>
-    </w:p>
-    <w:p>
-      <w:pPr>
-        <w:jc w:val="center"/>
-        <w:spacing w:before="240"/>
-      </w:pPr>
-      <w:r>
-        <w:rPr>
-          <w:sz w:val="24"/>
-        </w:rPr>
-        <w:t xml:space="preserve">Maître,</w:t>
-      </w:r>
-    </w:p>
-    <w:p>
-      <w:pPr>
-        <w:jc w:val="center"/>
-        <w:spacing w:before="240"/>
-      </w:pPr>
-      <w:r>
-        <w:rPr>
-          <w:sz w:val="24"/>
-        </w:rPr>
-        <w:t xml:space="preserve">Le passé Beauchamp ne s’efface pas — vous le savez mieux que personne, vous qui en avez rédigé le mensonge en 1910 et bâti votre fortune sur son silence. Cinq mille livres ce soir, et les actes restent au fond de mes tiroirs.</w:t>
-      </w:r>
-    </w:p>
-    <w:p>
-      <w:pPr>
-        <w:jc w:val="center"/>
-        <w:spacing w:before="240"/>
-      </w:pPr>
-      <w:r>
-        <w:rPr>
-          <w:sz w:val="24"/>
-        </w:rPr>
-        <w:t xml:space="preserve">Je pars bientôt ; ce sera notre dernier acte notarié, en quelque sorte.</w:t>
-      </w:r>
-    </w:p>
-    <w:p>
-      <w:pPr>
-        <w:spacing w:before="0" w:after="200" w:line="320" w:lineRule="auto"/>
-        <w:ind w:left="0" w:right="600"/>
-        <w:jc w:val="right"/>
-      </w:pPr>
-      <w:r>
-        <w:rPr>
-          <w:i/>
-          <w:iCs/>
-          <w:color w:val="000000"/>
-          <w:sz w:val="42"/>
-          <w:szCs w:val="42"/>
-          <w:rFonts w:ascii="Garamond" w:hAnsi="Garamond" w:cs="Garamond"/>
-        </w:rPr>
-        <w:t xml:space="preserve">— L.</w:t>
-      </w:r>
-    </w:p>
-    <w:p>
-      <w:pPr>
         <w:spacing w:before="0" w:after="40" w:line="320" w:lineRule="auto"/>
         <w:jc w:val="left"/>
       </w:pPr>
@@ -2136,7 +2110,7 @@
         <w:rPr>
           <w:sz w:val="22"/>
         </w:rPr>
-        <w:t xml:space="preserve">Quatre jours. Je relis pour la dernière fois mes dossiers, et je prépare mes adieux. Neuf enveloppes posées sur le secrétaire — neuf noms, neuf ardoises à solder. Mes derniers rappels d’échéance, pour samedi matin chez les Beuhaies. Quand je serai en mer, ils dormiront mieux. Moi aussi. Ce soir, je dîne seule. Sir Amaury m’a fait porter un panier de framboises de son jardin — comme une dernière offrande dont il ignore le poids. Le Domaine des Beuhaies fut, ces dernières années, ma scène préférée. C’est là que tout finira.</w:t>
+        <w:t xml:space="preserve">Quatre jours. Je relis pour la dernière fois mes dossiers, et je prépare mes adieux. Huit enveloppes posées sur le secrétaire — huit noms, huit ardoises à solder. Mes derniers rappels d’échéance, pour samedi matin chez les Beuhaies. Quand je serai en mer, ils dormiront mieux. Moi aussi. Ce soir, je dîne seule. Sir Amaury m’a fait porter un panier de framboises de son jardin — comme une dernière offrande dont il ignore le poids. Le Domaine des Beuhaies fut, ces dernières années, ma scène préférée. C’est là que tout finira.</w:t>
       </w:r>
     </w:p>
     <w:p>
@@ -2216,7 +2190,7 @@
         <w:rPr>
           <w:sz w:val="22"/>
         </w:rPr>
-        <w:t xml:space="preserve">Aujourd’hui. Neuf rappels distribués ce matin dans le hall — pliés, scellés, glissés en mains propres avec un sourire de cire. Chacun les rangera comme on range une braise. Chloé fête ses trente ans. J’ai mis mes plus beaux gants, ma plus belle robe, comme une révérence d’adieu. Aux Beuhaies, on prendra le thé, on se complimentera, et l’on s’ignorera savamment — la chorégraphie qu’ils connaissent tous par cœur. Je danserai la dernière. Demain matin, six heures, le train du Havre. Je quitterai ce pays sans regret. J’emporte mes Servantes, mes plumes, et une cabine au nom d’une autre. Au grand large.</w:t>
+        <w:t xml:space="preserve">Aujourd’hui. Huit rappels distribués ce matin dans le hall — pliés, scellés, glissés en mains propres avec un sourire de cire. Chacun les rangera comme on range une braise. Chloé fête ses trente ans. J’ai mis mes plus beaux gants, ma plus belle robe, comme une révérence d’adieu. Aux Beuhaies, on prendra le thé, on se complimentera, et l’on s’ignorera savamment — la chorégraphie qu’ils connaissent tous par cœur. Je danserai la dernière. Demain matin, six heures, le train du Havre. Je quitterai ce pays sans regret. J’emporte mes Servantes, mes plumes, et une cabine au nom d’une autre. Au grand large.</w:t>
       </w:r>
     </w:p>
     <w:p>
@@ -2277,7 +2251,7 @@
           <w:rFonts w:ascii="Courier New" w:hAnsi="Courier New"/>
           <w:sz w:val="22"/>
         </w:rPr>
-        <w:t xml:space="preserve">L.R. — Gautier          5 ✦ 1 ✦ 7     (500 livres)         ✓ payé</w:t>
+        <w:t xml:space="preserve">L.R. — Louis-Marc       5 ✦ 0 ✦ 0       (500 livres)         en attente</w:t>
       </w:r>
     </w:p>
     <w:p>
@@ -2286,7 +2260,7 @@
           <w:rFonts w:ascii="Courier New" w:hAnsi="Courier New"/>
           <w:sz w:val="22"/>
         </w:rPr>
-        <w:t xml:space="preserve">G.L. — Louis-Marc       5 ✦ 0           (5 000 livres)       en attente — rdv 17h30</w:t>
+        <w:t xml:space="preserve">G.L. — Gautier          5 ✦ 0 ✦ 0 ✦ 0   (5 000 livres)       en attente — rdv 17h30</w:t>
       </w:r>
     </w:p>
     <w:p>
@@ -2295,7 +2269,7 @@
           <w:rFonts w:ascii="Courier New" w:hAnsi="Courier New"/>
           <w:sz w:val="22"/>
         </w:rPr>
-        <w:t xml:space="preserve">B.A. — Plumeau          2 ✦ 7           (200 livres)         ✓ payé</w:t>
+        <w:t xml:space="preserve">B.A. — Plumeau          2 ✦ 0 ✦ 0       (200 livres)         ✓ payé</w:t>
       </w:r>
     </w:p>
     <w:p>
@@ -2304,7 +2278,7 @@
           <w:rFonts w:ascii="Courier New" w:hAnsi="Courier New"/>
           <w:sz w:val="22"/>
         </w:rPr>
-        <w:t xml:space="preserve">T.P. — Vienne           1 ✦ 5           (1 500 livres)       en attente</w:t>
+        <w:t xml:space="preserve">T.P. — Vienne           1 ✦ 5 ✦ 0 ✦ 0   (1 500 livres)       en attente</w:t>
       </w:r>
     </w:p>
     <w:p>
@@ -2313,7 +2287,7 @@
           <w:rFonts w:ascii="Courier New" w:hAnsi="Courier New"/>
           <w:sz w:val="22"/>
         </w:rPr>
-        <w:t xml:space="preserve">C.C. — mardi            1 ✦ 0           (1 000 livres)       en attente</w:t>
+        <w:t xml:space="preserve">C.C. — Clochette        1 ✦ 0 ✦ 0 ✦ 0   (1 000 livres)       en attente</w:t>
       </w:r>
     </w:p>
     <w:p>
@@ -2322,7 +2296,7 @@
           <w:rFonts w:ascii="Courier New" w:hAnsi="Courier New"/>
           <w:sz w:val="22"/>
         </w:rPr>
-        <w:t xml:space="preserve">B.M. — Tatoine          2 ✦ 0           (200 livres / trim.) ✓ régulier</w:t>
+        <w:t xml:space="preserve">T.C. — Tatoine          2 ✦ 0 ✦ 0       (200 livres / trim.) ✓ régulier</w:t>
       </w:r>
     </w:p>
     <w:p>
@@ -2331,7 +2305,7 @@
           <w:rFonts w:ascii="Courier New" w:hAnsi="Courier New"/>
           <w:sz w:val="22"/>
         </w:rPr>
-        <w:t xml:space="preserve">T.C. — Boulet           2 ✦ 0           (200 livres / trim.) ✓ régulier</w:t>
+        <w:t xml:space="preserve">B.M. — Boulet           2 ✦ 0 ✦ 0       (200 livres / trim.) ✓ régulier</w:t>
       </w:r>
     </w:p>
     <w:p>
@@ -2340,16 +2314,7 @@
           <w:rFonts w:ascii="Courier New" w:hAnsi="Courier New"/>
           <w:sz w:val="22"/>
         </w:rPr>
-        <w:t xml:space="preserve">L.L. — origines         8 ✦ 0           (800 livres)         en attente</w:t>
-      </w:r>
-    </w:p>
-    <w:p>
-      <w:r>
-        <w:rPr>
-          <w:rFonts w:ascii="Courier New" w:hAnsi="Courier New"/>
-          <w:sz w:val="22"/>
-        </w:rPr>
-        <w:t xml:space="preserve">E.C.S. — Beauchamp 1910 5 ✦ 0           (5 000 livres)       en attente</w:t>
+        <w:t xml:space="preserve">L.L. — origines         8 ✦ 0 ✦ 0       (800 livres)         en attente</w:t>
       </w:r>
     </w:p>
     <w:p>
@@ -2578,7 +2543,7 @@
           <w:szCs w:val="28"/>
           <w:rFonts w:ascii="Garamond" w:hAnsi="Garamond" w:cs="Garamond"/>
         </w:rPr>
-        <w:t>A.G.L. : confirmée.</w:t>
+        <w:t xml:space="preserve">A.G.L. — Amandine de la Grande Leuleu, dite Amandinette — confirmée.</w:t>
       </w:r>
     </w:p>
     <w:p>
